--- a/chapters/vol9/04-Chương-4-Những-ký-ức-thuở-xưa.docx
+++ b/chapters/vol9/04-Chương-4-Những-ký-ức-thuở-xưa.docx
@@ -2023,7 +2023,7 @@
           <w:color w:val="222222"/>
           <w:sz w:val="24"/>
         </w:rPr>
-        <w:t>“Nếu vậy thì cậu có giống cô Koyuki không?”</w:t>
+        <w:t>“Nếu vậy thì cậu có giống bác Koyuki không?”</w:t>
       </w:r>
     </w:p>
     <w:p>
@@ -2049,7 +2049,7 @@
           <w:color w:val="222222"/>
           <w:sz w:val="24"/>
         </w:rPr>
-        <w:t>“Ừ. Sau tất cả những gì cậu kể, tớ bỗng tự hỏi không biết cậu có giống cô Koyuki không.”</w:t>
+        <w:t>“Ừ. Sau tất cả những gì cậu kể, tớ bỗng tự hỏi không biết cậu có giống bác Koyuki không.”</w:t>
       </w:r>
     </w:p>
     <w:p>
@@ -2062,7 +2062,7 @@
           <w:color w:val="222222"/>
           <w:sz w:val="24"/>
         </w:rPr>
-        <w:t>Tính cách và hành vi có thể do di truyền quyết định, hoặc bị ảnh hưởng bởi những người thân thiết xung quanh. Tuy không rõ trường hợp của Mahiru là do đâu, nhưng chắc chắn cô không hề giống mẹ mình, và qua những gì Amane được nghe thì cô có vẻ cũng chẳng giống cha. Do đó, sẽ chẳng có gì đáng ngạc nhiên nếu cho rằng cô giống Koyuki, người hẳn đã có tác động rất lớn đến quá trình phát triển tính cách của cô. “T-Tớ cũng không rõ nữa… Ừm, đúng là cô Koyuki đã dạy tớ rất nhiều điều, nên xét ở góc độ đó thì có lẽ bọn tớ khá giống nhau… nhưng chuyện này cũng không thể chắc chắn được cho đến khi cậu tự mình tận mắt thấy…”</w:t>
+        <w:t>Tính cách và hành vi có thể do di truyền quyết định, hoặc bị ảnh hưởng bởi những người thân thiết xung quanh. Tuy không rõ trường hợp của Mahiru là do đâu, nhưng chắc chắn cô không hề giống mẹ mình, và qua những gì Amane được nghe thì cô có vẻ cũng chẳng giống cha. Do đó, sẽ chẳng có gì đáng ngạc nhiên nếu cho rằng cô giống Koyuki, người hẳn đã có tác động rất lớn đến quá trình phát triển tính cách của cô. “T-Tớ cũng không rõ nữa… Ừm, đúng là bác Koyuki đã dạy tớ rất nhiều điều, nên xét ở góc độ đó thì có lẽ bọn tớ khá giống nhau… nhưng chuyện này cũng không thể chắc chắn được cho đến khi cậu tự mình tận mắt thấy…”</w:t>
       </w:r>
     </w:p>
     <w:p>
